--- a/Dashboard.docx
+++ b/Dashboard.docx
@@ -651,6 +651,9 @@
     </w:p>
     <w:p>
       <w:r>
+        <w:rPr>
+          <w:noProof/>
+        </w:rPr>
         <w:drawing>
           <wp:inline distT="0" distB="0" distL="0" distR="0" wp14:anchorId="631354A2" wp14:editId="1EB64031">
             <wp:extent cx="5760720" cy="3840480"/>
